--- a/모델링/1.품의서-해외선교지역 선교비(원)43.7.docx
+++ b/모델링/1.품의서-해외선교지역 선교비(원)43.7.docx
@@ -1,6 +1,6 @@
 
 <file path=word/document.xml><?xml version="1.0" encoding="utf-8"?>
-<w:document xmlns:wpc="http://schemas.microsoft.com/office/word/2010/wordprocessingCanvas" xmlns:cx="http://schemas.microsoft.com/office/drawing/2014/chartex" xmlns:cx1="http://schemas.microsoft.com/office/drawing/2015/9/8/chartex" xmlns:cx2="http://schemas.microsoft.com/office/drawing/2015/10/21/chartex" xmlns:cx3="http://schemas.microsoft.com/office/drawing/2016/5/9/chartex" xmlns:cx4="http://schemas.microsoft.com/office/drawing/2016/5/10/chartex" xmlns:cx5="http://schemas.microsoft.com/office/drawing/2016/5/11/chartex" xmlns:cx6="http://schemas.microsoft.com/office/drawing/2016/5/12/chartex" xmlns:cx7="http://schemas.microsoft.com/office/drawing/2016/5/13/chartex" xmlns:cx8="http://schemas.microsoft.com/office/drawing/2016/5/14/chartex" xmlns:mc="http://schemas.openxmlformats.org/markup-compatibility/2006" xmlns:aink="http://schemas.microsoft.com/office/drawing/2016/ink" xmlns:am3d="http://schemas.microsoft.com/office/drawing/2017/model3d" xmlns:o="urn:schemas-microsoft-com:office:office" xmlns:oel="http://schemas.microsoft.com/office/2019/extlst" xmlns:r="http://schemas.openxmlformats.org/officeDocument/2006/relationships" xmlns:m="http://schemas.openxmlformats.org/officeDocument/2006/math" xmlns:v="urn:schemas-microsoft-com:vml" xmlns:wp14="http://schemas.microsoft.com/office/word/2010/wordprocessingDrawing" xmlns:wp="http://schemas.openxmlformats.org/drawingml/2006/wordprocessingDrawing" xmlns:w10="urn:schemas-microsoft-com:office:word" xmlns:w="http://schemas.openxmlformats.org/wordprocessingml/2006/main" xmlns:w14="http://schemas.microsoft.com/office/word/2010/wordml" xmlns:w15="http://schemas.microsoft.com/office/word/2012/wordml" xmlns:w16cex="http://schemas.microsoft.com/office/word/2018/wordml/cex" xmlns:w16cid="http://schemas.microsoft.com/office/word/2016/wordml/cid" xmlns:w16="http://schemas.microsoft.com/office/word/2018/wordml" xmlns:w16du="http://schemas.microsoft.com/office/word/2023/wordml/word16du" xmlns:w16sdtdh="http://schemas.microsoft.com/office/word/2020/wordml/sdtdatahash" xmlns:w16sdtfl="http://schemas.microsoft.com/office/word/2024/wordml/sdtformatlock" xmlns:w16se="http://schemas.microsoft.com/office/word/2015/wordml/symex" xmlns:wpg="http://schemas.microsoft.com/office/word/2010/wordprocessingGroup" xmlns:wpi="http://schemas.microsoft.com/office/word/2010/wordprocessingInk" xmlns:wne="http://schemas.microsoft.com/office/word/2006/wordml" xmlns:wps="http://schemas.microsoft.com/office/word/2010/wordprocessingShape" mc:Ignorable="w14 w15 w16se w16cid w16 w16cex w16sdtdh w16sdtfl w16du wp14">
+<w:document xmlns:wpc="http://schemas.microsoft.com/office/word/2010/wordprocessingCanvas" xmlns:cx="http://schemas.microsoft.com/office/drawing/2014/chartex" xmlns:cx1="http://schemas.microsoft.com/office/drawing/2015/9/8/chartex" xmlns:cx2="http://schemas.microsoft.com/office/drawing/2015/10/21/chartex" xmlns:cx3="http://schemas.microsoft.com/office/drawing/2016/5/9/chartex" xmlns:cx4="http://schemas.microsoft.com/office/drawing/2016/5/10/chartex" xmlns:cx5="http://schemas.microsoft.com/office/drawing/2016/5/11/chartex" xmlns:cx6="http://schemas.microsoft.com/office/drawing/2016/5/12/chartex" xmlns:cx7="http://schemas.microsoft.com/office/drawing/2016/5/13/chartex" xmlns:cx8="http://schemas.microsoft.com/office/drawing/2016/5/14/chartex" xmlns:mc="http://schemas.openxmlformats.org/markup-compatibility/2006" xmlns:aink="http://schemas.microsoft.com/office/drawing/2016/ink" xmlns:am3d="http://schemas.microsoft.com/office/drawing/2017/model3d" xmlns:o="urn:schemas-microsoft-com:office:office" xmlns:oel="http://schemas.microsoft.com/office/2019/extlst" xmlns:r="http://schemas.openxmlformats.org/officeDocument/2006/relationships" xmlns:m="http://schemas.openxmlformats.org/officeDocument/2006/math" xmlns:v="urn:schemas-microsoft-com:vml" xmlns:wp14="http://schemas.microsoft.com/office/word/2010/wordprocessingDrawing" xmlns:wp="http://schemas.openxmlformats.org/drawingml/2006/wordprocessingDrawing" xmlns:w10="urn:schemas-microsoft-com:office:word" xmlns:w="http://schemas.openxmlformats.org/wordprocessingml/2006/main" xmlns:w14="http://schemas.microsoft.com/office/word/2010/wordml" xmlns:w15="http://schemas.microsoft.com/office/word/2012/wordml" xmlns:w16cei="http://schemas.microsoft.com/office/word/2026/wordml/cei" xmlns:w16cex="http://schemas.microsoft.com/office/word/2018/wordml/cex" xmlns:w16cid="http://schemas.microsoft.com/office/word/2016/wordml/cid" xmlns:w16="http://schemas.microsoft.com/office/word/2018/wordml" xmlns:w16du="http://schemas.microsoft.com/office/word/2023/wordml/word16du" xmlns:w16sdtdh="http://schemas.microsoft.com/office/word/2020/wordml/sdtdatahash" xmlns:w16sdtfl="http://schemas.microsoft.com/office/word/2024/wordml/sdtformatlock" xmlns:w16se="http://schemas.microsoft.com/office/word/2015/wordml/symex" xmlns:wpg="http://schemas.microsoft.com/office/word/2010/wordprocessingGroup" xmlns:wpi="http://schemas.microsoft.com/office/word/2010/wordprocessingInk" xmlns:wne="http://schemas.microsoft.com/office/word/2006/wordml" xmlns:wps="http://schemas.microsoft.com/office/word/2010/wordprocessingShape" mc:Ignorable="w14 w15 w16se w16cid w16 w16cex w16sdtdh w16sdtfl w16du wp14">
   <w:body>
     <w:tbl>
       <w:tblPr>
@@ -199,6 +199,7 @@
                 <w:rFonts w:ascii="함초롬바탕" w:eastAsia="함초롬바탕" w:hAnsi="함초롬바탕" w:cs="함초롬바탕" w:hint="eastAsia"/>
                 <w:sz w:val="24"/>
                 <w:szCs w:val="24"/>
+                <w:highlight w:val="yellow"/>
                 <w:shd w:val="clear" w:color="000000" w:fill="auto"/>
               </w:rPr>
               <w:t>신</w:t>
@@ -208,6 +209,7 @@
                 <w:rFonts w:ascii="함초롬바탕" w:eastAsia="함초롬바탕" w:hAnsi="함초롬바탕" w:cs="함초롬바탕" w:hint="eastAsia"/>
                 <w:sz w:val="24"/>
                 <w:szCs w:val="24"/>
+                <w:highlight w:val="yellow"/>
                 <w:shd w:val="clear" w:color="000000" w:fill="auto"/>
               </w:rPr>
               <w:t xml:space="preserve"> 4</w:t>
@@ -217,6 +219,7 @@
                 <w:rFonts w:ascii="함초롬바탕" w:eastAsia="함초롬바탕" w:hAnsi="함초롬바탕" w:cs="함초롬바탕" w:hint="eastAsia"/>
                 <w:sz w:val="24"/>
                 <w:szCs w:val="24"/>
+                <w:highlight w:val="yellow"/>
                 <w:shd w:val="clear" w:color="000000" w:fill="auto"/>
               </w:rPr>
               <w:t>3</w:t>
@@ -226,6 +229,7 @@
                 <w:rFonts w:ascii="함초롬바탕" w:eastAsia="함초롬바탕" w:hAnsi="함초롬바탕" w:cs="함초롬바탕" w:hint="eastAsia"/>
                 <w:sz w:val="24"/>
                 <w:szCs w:val="24"/>
+                <w:highlight w:val="yellow"/>
                 <w:shd w:val="clear" w:color="000000" w:fill="auto"/>
               </w:rPr>
               <w:t>(20</w:t>
@@ -235,6 +239,7 @@
                 <w:rFonts w:ascii="함초롬바탕" w:eastAsia="함초롬바탕" w:hAnsi="함초롬바탕" w:cs="함초롬바탕"/>
                 <w:sz w:val="24"/>
                 <w:szCs w:val="24"/>
+                <w:highlight w:val="yellow"/>
                 <w:shd w:val="clear" w:color="000000" w:fill="auto"/>
               </w:rPr>
               <w:t>2</w:t>
@@ -244,6 +249,7 @@
                 <w:rFonts w:ascii="함초롬바탕" w:eastAsia="함초롬바탕" w:hAnsi="함초롬바탕" w:cs="함초롬바탕" w:hint="eastAsia"/>
                 <w:sz w:val="24"/>
                 <w:szCs w:val="24"/>
+                <w:highlight w:val="yellow"/>
                 <w:shd w:val="clear" w:color="000000" w:fill="auto"/>
               </w:rPr>
               <w:t>6</w:t>
@@ -253,6 +259,7 @@
                 <w:rFonts w:ascii="함초롬바탕" w:eastAsia="함초롬바탕" w:hAnsi="함초롬바탕" w:cs="함초롬바탕" w:hint="eastAsia"/>
                 <w:sz w:val="24"/>
                 <w:szCs w:val="24"/>
+                <w:highlight w:val="yellow"/>
                 <w:shd w:val="clear" w:color="000000" w:fill="auto"/>
               </w:rPr>
               <w:t xml:space="preserve">)년 </w:t>
@@ -262,6 +269,7 @@
                 <w:rFonts w:ascii="함초롬바탕" w:eastAsia="함초롬바탕" w:hAnsi="함초롬바탕" w:cs="함초롬바탕" w:hint="eastAsia"/>
                 <w:sz w:val="24"/>
                 <w:szCs w:val="24"/>
+                <w:highlight w:val="yellow"/>
                 <w:shd w:val="clear" w:color="000000" w:fill="auto"/>
               </w:rPr>
               <w:t>7</w:t>
@@ -271,6 +279,7 @@
                 <w:rFonts w:ascii="함초롬바탕" w:eastAsia="함초롬바탕" w:hAnsi="함초롬바탕" w:cs="함초롬바탕" w:hint="eastAsia"/>
                 <w:sz w:val="24"/>
                 <w:szCs w:val="24"/>
+                <w:highlight w:val="yellow"/>
                 <w:shd w:val="clear" w:color="000000" w:fill="auto"/>
               </w:rPr>
               <w:t>월</w:t>
@@ -280,6 +289,7 @@
                 <w:rFonts w:ascii="함초롬바탕" w:eastAsia="함초롬바탕" w:hAnsi="함초롬바탕" w:cs="함초롬바탕"/>
                 <w:sz w:val="24"/>
                 <w:szCs w:val="24"/>
+                <w:highlight w:val="yellow"/>
                 <w:shd w:val="clear" w:color="000000" w:fill="auto"/>
               </w:rPr>
               <w:t xml:space="preserve"> </w:t>
@@ -289,6 +299,7 @@
                 <w:rFonts w:ascii="함초롬바탕" w:eastAsia="함초롬바탕" w:hAnsi="함초롬바탕" w:cs="함초롬바탕" w:hint="eastAsia"/>
                 <w:sz w:val="24"/>
                 <w:szCs w:val="24"/>
+                <w:highlight w:val="yellow"/>
                 <w:shd w:val="clear" w:color="000000" w:fill="auto"/>
               </w:rPr>
               <w:t>5</w:t>
@@ -298,6 +309,7 @@
                 <w:rFonts w:ascii="함초롬바탕" w:eastAsia="함초롬바탕" w:hAnsi="함초롬바탕" w:cs="함초롬바탕" w:hint="eastAsia"/>
                 <w:sz w:val="24"/>
                 <w:szCs w:val="24"/>
+                <w:highlight w:val="yellow"/>
                 <w:shd w:val="clear" w:color="000000" w:fill="auto"/>
               </w:rPr>
               <w:t>일</w:t>
@@ -435,6 +447,7 @@
                 <w:spacing w:val="-10"/>
                 <w:sz w:val="24"/>
                 <w:szCs w:val="24"/>
+                <w:highlight w:val="yellow"/>
                 <w:shd w:val="clear" w:color="000000" w:fill="auto"/>
               </w:rPr>
               <w:t>이수한</w:t>
@@ -873,6 +886,7 @@
                 <w:rFonts w:ascii="함초롬바탕" w:eastAsia="함초롬바탕" w:hAnsi="함초롬바탕" w:cs="함초롬바탕" w:hint="eastAsia"/>
                 <w:sz w:val="24"/>
                 <w:szCs w:val="24"/>
+                <w:highlight w:val="yellow"/>
                 <w:shd w:val="clear" w:color="000000" w:fill="auto"/>
               </w:rPr>
               <w:t>구</w:t>
@@ -882,6 +896,7 @@
                 <w:rFonts w:ascii="함초롬바탕" w:eastAsia="함초롬바탕" w:hAnsi="함초롬바탕" w:cs="함초롬바탕" w:hint="eastAsia"/>
                 <w:sz w:val="24"/>
                 <w:szCs w:val="24"/>
+                <w:highlight w:val="yellow"/>
                 <w:shd w:val="clear" w:color="000000" w:fill="auto"/>
               </w:rPr>
               <w:t>백</w:t>
@@ -891,6 +906,7 @@
                 <w:rFonts w:ascii="함초롬바탕" w:eastAsia="함초롬바탕" w:hAnsi="함초롬바탕" w:cs="함초롬바탕" w:hint="eastAsia"/>
                 <w:sz w:val="24"/>
                 <w:szCs w:val="24"/>
+                <w:highlight w:val="yellow"/>
                 <w:shd w:val="clear" w:color="000000" w:fill="auto"/>
               </w:rPr>
               <w:t>칠</w:t>
@@ -900,6 +916,7 @@
                 <w:rFonts w:ascii="함초롬바탕" w:eastAsia="함초롬바탕" w:hAnsi="함초롬바탕" w:cs="함초롬바탕" w:hint="eastAsia"/>
                 <w:sz w:val="24"/>
                 <w:szCs w:val="24"/>
+                <w:highlight w:val="yellow"/>
                 <w:shd w:val="clear" w:color="000000" w:fill="auto"/>
               </w:rPr>
               <w:t>십</w:t>
@@ -909,6 +926,7 @@
                 <w:rFonts w:ascii="함초롬바탕" w:eastAsia="함초롬바탕" w:hAnsi="함초롬바탕" w:cs="함초롬바탕" w:hint="eastAsia"/>
                 <w:sz w:val="24"/>
                 <w:szCs w:val="24"/>
+                <w:highlight w:val="yellow"/>
                 <w:shd w:val="clear" w:color="000000" w:fill="auto"/>
               </w:rPr>
               <w:t>팔</w:t>
@@ -918,6 +936,7 @@
                 <w:rFonts w:ascii="함초롬바탕" w:eastAsia="함초롬바탕" w:hAnsi="함초롬바탕" w:cs="함초롬바탕" w:hint="eastAsia"/>
                 <w:sz w:val="24"/>
                 <w:szCs w:val="24"/>
+                <w:highlight w:val="yellow"/>
                 <w:shd w:val="clear" w:color="000000" w:fill="auto"/>
               </w:rPr>
               <w:t>만</w:t>
@@ -927,6 +946,7 @@
                 <w:rFonts w:ascii="함초롬바탕" w:eastAsia="함초롬바탕" w:hAnsi="함초롬바탕" w:cs="함초롬바탕" w:hint="eastAsia"/>
                 <w:sz w:val="24"/>
                 <w:szCs w:val="24"/>
+                <w:highlight w:val="yellow"/>
                 <w:shd w:val="clear" w:color="000000" w:fill="auto"/>
               </w:rPr>
               <w:t>원</w:t>
@@ -936,6 +956,7 @@
                 <w:rFonts w:ascii="함초롬바탕" w:eastAsia="함초롬바탕" w:hAnsi="함초롬바탕"/>
                 <w:sz w:val="24"/>
                 <w:szCs w:val="24"/>
+                <w:highlight w:val="yellow"/>
                 <w:shd w:val="clear" w:color="000000" w:fill="auto"/>
               </w:rPr>
               <w:t>정</w:t>
@@ -946,6 +967,7 @@
                 <w:rFonts w:ascii="함초롬바탕" w:eastAsia="함초롬바탕" w:hAnsi="함초롬바탕" w:hint="eastAsia"/>
                 <w:sz w:val="24"/>
                 <w:szCs w:val="24"/>
+                <w:highlight w:val="yellow"/>
                 <w:shd w:val="clear" w:color="000000" w:fill="auto"/>
               </w:rPr>
               <w:t xml:space="preserve"> </w:t>
@@ -955,6 +977,7 @@
                 <w:rFonts w:ascii="함초롬바탕" w:hAnsi="함초롬바탕"/>
                 <w:sz w:val="24"/>
                 <w:szCs w:val="24"/>
+                <w:highlight w:val="yellow"/>
                 <w:shd w:val="clear" w:color="000000" w:fill="auto"/>
               </w:rPr>
               <w:t>(</w:t>
@@ -964,6 +987,7 @@
                 <w:rFonts w:ascii="함초롬바탕" w:hAnsi="함초롬바탕"/>
                 <w:sz w:val="24"/>
                 <w:szCs w:val="24"/>
+                <w:highlight w:val="yellow"/>
                 <w:shd w:val="clear" w:color="000000" w:fill="auto"/>
               </w:rPr>
               <w:t>￦</w:t>
@@ -973,6 +997,7 @@
                 <w:rFonts w:ascii="함초롬바탕" w:hAnsi="함초롬바탕" w:hint="eastAsia"/>
                 <w:sz w:val="24"/>
                 <w:szCs w:val="24"/>
+                <w:highlight w:val="yellow"/>
                 <w:shd w:val="clear" w:color="000000" w:fill="auto"/>
               </w:rPr>
               <w:t>9,78</w:t>
@@ -982,6 +1007,7 @@
                 <w:rFonts w:ascii="함초롬바탕" w:hAnsi="함초롬바탕" w:hint="eastAsia"/>
                 <w:sz w:val="24"/>
                 <w:szCs w:val="24"/>
+                <w:highlight w:val="yellow"/>
                 <w:shd w:val="clear" w:color="000000" w:fill="auto"/>
               </w:rPr>
               <w:t>0</w:t>
@@ -991,6 +1017,7 @@
                 <w:rFonts w:ascii="함초롬바탕" w:eastAsia="함초롬바탕" w:hAnsi="함초롬바탕" w:cs="함초롬바탕"/>
                 <w:sz w:val="24"/>
                 <w:szCs w:val="22"/>
+                <w:highlight w:val="yellow"/>
               </w:rPr>
               <w:t>,000</w:t>
             </w:r>
@@ -999,6 +1026,7 @@
                 <w:rFonts w:ascii="함초롬바탕" w:hAnsi="함초롬바탕"/>
                 <w:sz w:val="24"/>
                 <w:szCs w:val="24"/>
+                <w:highlight w:val="yellow"/>
                 <w:shd w:val="clear" w:color="000000" w:fill="auto"/>
               </w:rPr>
               <w:t>)</w:t>
@@ -1217,6 +1245,7 @@
                       <w:color w:val="000000"/>
                       <w:sz w:val="24"/>
                       <w:szCs w:val="22"/>
+                      <w:highlight w:val="yellow"/>
                     </w:rPr>
                   </w:pPr>
                   <w:proofErr w:type="spellStart"/>
@@ -1226,6 +1255,7 @@
                       <w:color w:val="000000"/>
                       <w:sz w:val="24"/>
                       <w:szCs w:val="22"/>
+                      <w:highlight w:val="yellow"/>
                     </w:rPr>
                     <w:t>튀르키예교회</w:t>
                   </w:r>
@@ -1255,6 +1285,7 @@
                       <w:color w:val="000000"/>
                       <w:sz w:val="24"/>
                       <w:szCs w:val="22"/>
+                      <w:highlight w:val="yellow"/>
                     </w:rPr>
                   </w:pPr>
                   <w:r>
@@ -1263,6 +1294,7 @@
                       <w:color w:val="000000"/>
                       <w:sz w:val="24"/>
                       <w:szCs w:val="22"/>
+                      <w:highlight w:val="yellow"/>
                     </w:rPr>
                     <w:t xml:space="preserve"> </w:t>
                   </w:r>
@@ -1272,6 +1304,7 @@
                       <w:color w:val="000000"/>
                       <w:sz w:val="24"/>
                       <w:szCs w:val="22"/>
+                      <w:highlight w:val="yellow"/>
                     </w:rPr>
                     <w:t>1,900,000</w:t>
                   </w:r>
@@ -1281,6 +1314,7 @@
                       <w:color w:val="000000"/>
                       <w:sz w:val="24"/>
                       <w:szCs w:val="22"/>
+                      <w:highlight w:val="yellow"/>
                     </w:rPr>
                     <w:t>원</w:t>
                   </w:r>
@@ -1349,6 +1383,7 @@
                       <w:color w:val="000000"/>
                       <w:sz w:val="24"/>
                       <w:szCs w:val="22"/>
+                      <w:highlight w:val="yellow"/>
                     </w:rPr>
                   </w:pPr>
                   <w:r>
@@ -1357,6 +1392,7 @@
                       <w:color w:val="000000"/>
                       <w:sz w:val="24"/>
                       <w:szCs w:val="22"/>
+                      <w:highlight w:val="yellow"/>
                     </w:rPr>
                     <w:t>파키스탄교회</w:t>
                   </w:r>
@@ -1385,6 +1421,7 @@
                       <w:color w:val="000000"/>
                       <w:sz w:val="24"/>
                       <w:szCs w:val="22"/>
+                      <w:highlight w:val="yellow"/>
                     </w:rPr>
                   </w:pPr>
                   <w:r>
@@ -1393,6 +1430,7 @@
                       <w:color w:val="000000"/>
                       <w:sz w:val="24"/>
                       <w:szCs w:val="22"/>
+                      <w:highlight w:val="yellow"/>
                     </w:rPr>
                     <w:t>2,</w:t>
                   </w:r>
@@ -1402,6 +1440,7 @@
                       <w:color w:val="000000"/>
                       <w:sz w:val="24"/>
                       <w:szCs w:val="22"/>
+                      <w:highlight w:val="yellow"/>
                     </w:rPr>
                     <w:t>88</w:t>
                   </w:r>
@@ -1411,6 +1450,7 @@
                       <w:color w:val="000000"/>
                       <w:sz w:val="24"/>
                       <w:szCs w:val="22"/>
+                      <w:highlight w:val="yellow"/>
                     </w:rPr>
                     <w:t>0</w:t>
                   </w:r>
@@ -1420,6 +1460,7 @@
                       <w:color w:val="000000"/>
                       <w:sz w:val="24"/>
                       <w:szCs w:val="22"/>
+                      <w:highlight w:val="yellow"/>
                     </w:rPr>
                     <w:t>,000</w:t>
                   </w:r>
@@ -1429,6 +1470,7 @@
                       <w:color w:val="000000"/>
                       <w:sz w:val="24"/>
                       <w:szCs w:val="22"/>
+                      <w:highlight w:val="yellow"/>
                     </w:rPr>
                     <w:t>원</w:t>
                   </w:r>
@@ -1489,6 +1531,7 @@
                       <w:color w:val="000000"/>
                       <w:sz w:val="24"/>
                       <w:szCs w:val="22"/>
+                      <w:highlight w:val="yellow"/>
                     </w:rPr>
                   </w:pPr>
                   <w:proofErr w:type="spellStart"/>
@@ -1498,6 +1541,7 @@
                       <w:color w:val="000000"/>
                       <w:sz w:val="24"/>
                       <w:szCs w:val="22"/>
+                      <w:highlight w:val="yellow"/>
                     </w:rPr>
                     <w:t>인도첸나이교회</w:t>
                   </w:r>
@@ -1528,6 +1572,7 @@
                       <w:color w:val="000000"/>
                       <w:sz w:val="24"/>
                       <w:szCs w:val="22"/>
+                      <w:highlight w:val="yellow"/>
                     </w:rPr>
                   </w:pPr>
                   <w:r>
@@ -1536,6 +1581,7 @@
                       <w:color w:val="000000"/>
                       <w:sz w:val="24"/>
                       <w:szCs w:val="22"/>
+                      <w:highlight w:val="yellow"/>
                     </w:rPr>
                     <w:t>1,00</w:t>
                   </w:r>
@@ -1545,6 +1591,7 @@
                       <w:color w:val="000000"/>
                       <w:sz w:val="24"/>
                       <w:szCs w:val="22"/>
+                      <w:highlight w:val="yellow"/>
                     </w:rPr>
                     <w:t>0</w:t>
                   </w:r>
@@ -1554,6 +1601,7 @@
                       <w:color w:val="000000"/>
                       <w:sz w:val="24"/>
                       <w:szCs w:val="22"/>
+                      <w:highlight w:val="yellow"/>
                     </w:rPr>
                     <w:t>,000</w:t>
                   </w:r>
@@ -1563,6 +1611,7 @@
                       <w:color w:val="000000"/>
                       <w:sz w:val="24"/>
                       <w:szCs w:val="22"/>
+                      <w:highlight w:val="yellow"/>
                     </w:rPr>
                     <w:t>원</w:t>
                   </w:r>
@@ -1624,6 +1673,7 @@
                       <w:color w:val="000000"/>
                       <w:sz w:val="24"/>
                       <w:szCs w:val="22"/>
+                      <w:highlight w:val="yellow"/>
                     </w:rPr>
                   </w:pPr>
                   <w:proofErr w:type="spellStart"/>
@@ -1633,6 +1683,7 @@
                       <w:color w:val="000000"/>
                       <w:sz w:val="24"/>
                       <w:szCs w:val="22"/>
+                      <w:highlight w:val="yellow"/>
                     </w:rPr>
                     <w:t>콩고민주공화국킨샤사교회</w:t>
                   </w:r>
@@ -1663,6 +1714,7 @@
                       <w:color w:val="000000"/>
                       <w:sz w:val="24"/>
                       <w:szCs w:val="22"/>
+                      <w:highlight w:val="yellow"/>
                     </w:rPr>
                   </w:pPr>
                   <w:r>
@@ -1671,6 +1723,7 @@
                       <w:color w:val="000000"/>
                       <w:sz w:val="24"/>
                       <w:szCs w:val="22"/>
+                      <w:highlight w:val="yellow"/>
                     </w:rPr>
                     <w:t>3</w:t>
                   </w:r>
@@ -1680,6 +1733,7 @@
                       <w:color w:val="000000"/>
                       <w:sz w:val="24"/>
                       <w:szCs w:val="22"/>
+                      <w:highlight w:val="yellow"/>
                     </w:rPr>
                     <w:t>,</w:t>
                   </w:r>
@@ -1689,6 +1743,7 @@
                       <w:color w:val="000000"/>
                       <w:sz w:val="24"/>
                       <w:szCs w:val="22"/>
+                      <w:highlight w:val="yellow"/>
                     </w:rPr>
                     <w:t>00</w:t>
                   </w:r>
@@ -1698,6 +1753,7 @@
                       <w:color w:val="000000"/>
                       <w:sz w:val="24"/>
                       <w:szCs w:val="22"/>
+                      <w:highlight w:val="yellow"/>
                     </w:rPr>
                     <w:t>0,000원</w:t>
                   </w:r>
@@ -1755,6 +1811,7 @@
                       <w:color w:val="000000"/>
                       <w:sz w:val="24"/>
                       <w:szCs w:val="22"/>
+                      <w:highlight w:val="yellow"/>
                     </w:rPr>
                   </w:pPr>
                   <w:proofErr w:type="spellStart"/>
@@ -1764,6 +1821,7 @@
                       <w:color w:val="000000"/>
                       <w:sz w:val="24"/>
                       <w:szCs w:val="22"/>
+                      <w:highlight w:val="yellow"/>
                     </w:rPr>
                     <w:t>인도네시아마카사르</w:t>
                   </w:r>
@@ -1773,6 +1831,7 @@
                       <w:color w:val="000000"/>
                       <w:sz w:val="24"/>
                       <w:szCs w:val="22"/>
+                      <w:highlight w:val="yellow"/>
                     </w:rPr>
                     <w:t>지역</w:t>
                   </w:r>
@@ -1802,6 +1861,7 @@
                       <w:color w:val="000000"/>
                       <w:sz w:val="24"/>
                       <w:szCs w:val="22"/>
+                      <w:highlight w:val="yellow"/>
                     </w:rPr>
                   </w:pPr>
                   <w:r>
@@ -1810,6 +1870,7 @@
                       <w:color w:val="000000"/>
                       <w:sz w:val="24"/>
                       <w:szCs w:val="22"/>
+                      <w:highlight w:val="yellow"/>
                     </w:rPr>
                     <w:t>1</w:t>
                   </w:r>
@@ -1819,6 +1880,7 @@
                       <w:color w:val="000000"/>
                       <w:sz w:val="24"/>
                       <w:szCs w:val="22"/>
+                      <w:highlight w:val="yellow"/>
                     </w:rPr>
                     <w:t>,000,000</w:t>
                   </w:r>
@@ -1828,6 +1890,7 @@
                       <w:color w:val="000000"/>
                       <w:sz w:val="24"/>
                       <w:szCs w:val="22"/>
+                      <w:highlight w:val="yellow"/>
                     </w:rPr>
                     <w:t>원</w:t>
                   </w:r>
@@ -1930,6 +1993,7 @@
                       <w:color w:val="000000"/>
                       <w:sz w:val="24"/>
                       <w:szCs w:val="22"/>
+                      <w:highlight w:val="yellow"/>
                     </w:rPr>
                     <w:t>9,78</w:t>
                   </w:r>
@@ -1939,6 +2003,7 @@
                       <w:color w:val="000000"/>
                       <w:sz w:val="24"/>
                       <w:szCs w:val="22"/>
+                      <w:highlight w:val="yellow"/>
                     </w:rPr>
                     <w:t>0</w:t>
                   </w:r>
@@ -1948,6 +2013,7 @@
                       <w:color w:val="000000"/>
                       <w:sz w:val="24"/>
                       <w:szCs w:val="22"/>
+                      <w:highlight w:val="yellow"/>
                     </w:rPr>
                     <w:t>,000</w:t>
                   </w:r>
@@ -1957,6 +2023,7 @@
                       <w:color w:val="000000"/>
                       <w:sz w:val="24"/>
                       <w:szCs w:val="22"/>
+                      <w:highlight w:val="yellow"/>
                     </w:rPr>
                     <w:t>원</w:t>
                   </w:r>
@@ -2165,7 +2232,7 @@
 </file>
 
 <file path=word/endnotes.xml><?xml version="1.0" encoding="utf-8"?>
-<w:endnotes xmlns:wpc="http://schemas.microsoft.com/office/word/2010/wordprocessingCanvas" xmlns:cx="http://schemas.microsoft.com/office/drawing/2014/chartex" xmlns:cx1="http://schemas.microsoft.com/office/drawing/2015/9/8/chartex" xmlns:cx2="http://schemas.microsoft.com/office/drawing/2015/10/21/chartex" xmlns:cx3="http://schemas.microsoft.com/office/drawing/2016/5/9/chartex" xmlns:cx4="http://schemas.microsoft.com/office/drawing/2016/5/10/chartex" xmlns:cx5="http://schemas.microsoft.com/office/drawing/2016/5/11/chartex" xmlns:cx6="http://schemas.microsoft.com/office/drawing/2016/5/12/chartex" xmlns:cx7="http://schemas.microsoft.com/office/drawing/2016/5/13/chartex" xmlns:cx8="http://schemas.microsoft.com/office/drawing/2016/5/14/chartex" xmlns:mc="http://schemas.openxmlformats.org/markup-compatibility/2006" xmlns:aink="http://schemas.microsoft.com/office/drawing/2016/ink" xmlns:am3d="http://schemas.microsoft.com/office/drawing/2017/model3d" xmlns:o="urn:schemas-microsoft-com:office:office" xmlns:oel="http://schemas.microsoft.com/office/2019/extlst" xmlns:r="http://schemas.openxmlformats.org/officeDocument/2006/relationships" xmlns:m="http://schemas.openxmlformats.org/officeDocument/2006/math" xmlns:v="urn:schemas-microsoft-com:vml" xmlns:wp14="http://schemas.microsoft.com/office/word/2010/wordprocessingDrawing" xmlns:wp="http://schemas.openxmlformats.org/drawingml/2006/wordprocessingDrawing" xmlns:w10="urn:schemas-microsoft-com:office:word" xmlns:w="http://schemas.openxmlformats.org/wordprocessingml/2006/main" xmlns:w14="http://schemas.microsoft.com/office/word/2010/wordml" xmlns:w15="http://schemas.microsoft.com/office/word/2012/wordml" xmlns:w16cex="http://schemas.microsoft.com/office/word/2018/wordml/cex" xmlns:w16cid="http://schemas.microsoft.com/office/word/2016/wordml/cid" xmlns:w16="http://schemas.microsoft.com/office/word/2018/wordml" xmlns:w16du="http://schemas.microsoft.com/office/word/2023/wordml/word16du" xmlns:w16sdtdh="http://schemas.microsoft.com/office/word/2020/wordml/sdtdatahash" xmlns:w16sdtfl="http://schemas.microsoft.com/office/word/2024/wordml/sdtformatlock" xmlns:w16se="http://schemas.microsoft.com/office/word/2015/wordml/symex" xmlns:wpg="http://schemas.microsoft.com/office/word/2010/wordprocessingGroup" xmlns:wpi="http://schemas.microsoft.com/office/word/2010/wordprocessingInk" xmlns:wne="http://schemas.microsoft.com/office/word/2006/wordml" xmlns:wps="http://schemas.microsoft.com/office/word/2010/wordprocessingShape" mc:Ignorable="w14 w15 w16se w16cid w16 w16cex w16sdtdh w16sdtfl w16du wp14">
+<w:endnotes xmlns:wpc="http://schemas.microsoft.com/office/word/2010/wordprocessingCanvas" xmlns:cx="http://schemas.microsoft.com/office/drawing/2014/chartex" xmlns:cx1="http://schemas.microsoft.com/office/drawing/2015/9/8/chartex" xmlns:cx2="http://schemas.microsoft.com/office/drawing/2015/10/21/chartex" xmlns:cx3="http://schemas.microsoft.com/office/drawing/2016/5/9/chartex" xmlns:cx4="http://schemas.microsoft.com/office/drawing/2016/5/10/chartex" xmlns:cx5="http://schemas.microsoft.com/office/drawing/2016/5/11/chartex" xmlns:cx6="http://schemas.microsoft.com/office/drawing/2016/5/12/chartex" xmlns:cx7="http://schemas.microsoft.com/office/drawing/2016/5/13/chartex" xmlns:cx8="http://schemas.microsoft.com/office/drawing/2016/5/14/chartex" xmlns:mc="http://schemas.openxmlformats.org/markup-compatibility/2006" xmlns:aink="http://schemas.microsoft.com/office/drawing/2016/ink" xmlns:am3d="http://schemas.microsoft.com/office/drawing/2017/model3d" xmlns:o="urn:schemas-microsoft-com:office:office" xmlns:oel="http://schemas.microsoft.com/office/2019/extlst" xmlns:r="http://schemas.openxmlformats.org/officeDocument/2006/relationships" xmlns:m="http://schemas.openxmlformats.org/officeDocument/2006/math" xmlns:v="urn:schemas-microsoft-com:vml" xmlns:wp14="http://schemas.microsoft.com/office/word/2010/wordprocessingDrawing" xmlns:wp="http://schemas.openxmlformats.org/drawingml/2006/wordprocessingDrawing" xmlns:w10="urn:schemas-microsoft-com:office:word" xmlns:w="http://schemas.openxmlformats.org/wordprocessingml/2006/main" xmlns:w14="http://schemas.microsoft.com/office/word/2010/wordml" xmlns:w15="http://schemas.microsoft.com/office/word/2012/wordml" xmlns:w16cei="http://schemas.microsoft.com/office/word/2026/wordml/cei" xmlns:w16cex="http://schemas.microsoft.com/office/word/2018/wordml/cex" xmlns:w16cid="http://schemas.microsoft.com/office/word/2016/wordml/cid" xmlns:w16="http://schemas.microsoft.com/office/word/2018/wordml" xmlns:w16du="http://schemas.microsoft.com/office/word/2023/wordml/word16du" xmlns:w16sdtdh="http://schemas.microsoft.com/office/word/2020/wordml/sdtdatahash" xmlns:w16sdtfl="http://schemas.microsoft.com/office/word/2024/wordml/sdtformatlock" xmlns:w16se="http://schemas.microsoft.com/office/word/2015/wordml/symex" xmlns:wpg="http://schemas.microsoft.com/office/word/2010/wordprocessingGroup" xmlns:wpi="http://schemas.microsoft.com/office/word/2010/wordprocessingInk" xmlns:wne="http://schemas.microsoft.com/office/word/2006/wordml" xmlns:wps="http://schemas.microsoft.com/office/word/2010/wordprocessingShape" mc:Ignorable="w14 w15 w16se w16cid w16 w16cex w16sdtdh w16sdtfl w16du wp14">
   <w:endnote w:type="separator" w:id="-1">
     <w:p>
       <w:pPr>
@@ -2190,7 +2257,7 @@
 </file>
 
 <file path=word/footnotes.xml><?xml version="1.0" encoding="utf-8"?>
-<w:footnotes xmlns:wpc="http://schemas.microsoft.com/office/word/2010/wordprocessingCanvas" xmlns:cx="http://schemas.microsoft.com/office/drawing/2014/chartex" xmlns:cx1="http://schemas.microsoft.com/office/drawing/2015/9/8/chartex" xmlns:cx2="http://schemas.microsoft.com/office/drawing/2015/10/21/chartex" xmlns:cx3="http://schemas.microsoft.com/office/drawing/2016/5/9/chartex" xmlns:cx4="http://schemas.microsoft.com/office/drawing/2016/5/10/chartex" xmlns:cx5="http://schemas.microsoft.com/office/drawing/2016/5/11/chartex" xmlns:cx6="http://schemas.microsoft.com/office/drawing/2016/5/12/chartex" xmlns:cx7="http://schemas.microsoft.com/office/drawing/2016/5/13/chartex" xmlns:cx8="http://schemas.microsoft.com/office/drawing/2016/5/14/chartex" xmlns:mc="http://schemas.openxmlformats.org/markup-compatibility/2006" xmlns:aink="http://schemas.microsoft.com/office/drawing/2016/ink" xmlns:am3d="http://schemas.microsoft.com/office/drawing/2017/model3d" xmlns:o="urn:schemas-microsoft-com:office:office" xmlns:oel="http://schemas.microsoft.com/office/2019/extlst" xmlns:r="http://schemas.openxmlformats.org/officeDocument/2006/relationships" xmlns:m="http://schemas.openxmlformats.org/officeDocument/2006/math" xmlns:v="urn:schemas-microsoft-com:vml" xmlns:wp14="http://schemas.microsoft.com/office/word/2010/wordprocessingDrawing" xmlns:wp="http://schemas.openxmlformats.org/drawingml/2006/wordprocessingDrawing" xmlns:w10="urn:schemas-microsoft-com:office:word" xmlns:w="http://schemas.openxmlformats.org/wordprocessingml/2006/main" xmlns:w14="http://schemas.microsoft.com/office/word/2010/wordml" xmlns:w15="http://schemas.microsoft.com/office/word/2012/wordml" xmlns:w16cex="http://schemas.microsoft.com/office/word/2018/wordml/cex" xmlns:w16cid="http://schemas.microsoft.com/office/word/2016/wordml/cid" xmlns:w16="http://schemas.microsoft.com/office/word/2018/wordml" xmlns:w16du="http://schemas.microsoft.com/office/word/2023/wordml/word16du" xmlns:w16sdtdh="http://schemas.microsoft.com/office/word/2020/wordml/sdtdatahash" xmlns:w16sdtfl="http://schemas.microsoft.com/office/word/2024/wordml/sdtformatlock" xmlns:w16se="http://schemas.microsoft.com/office/word/2015/wordml/symex" xmlns:wpg="http://schemas.microsoft.com/office/word/2010/wordprocessingGroup" xmlns:wpi="http://schemas.microsoft.com/office/word/2010/wordprocessingInk" xmlns:wne="http://schemas.microsoft.com/office/word/2006/wordml" xmlns:wps="http://schemas.microsoft.com/office/word/2010/wordprocessingShape" mc:Ignorable="w14 w15 w16se w16cid w16 w16cex w16sdtdh w16sdtfl w16du wp14">
+<w:footnotes xmlns:wpc="http://schemas.microsoft.com/office/word/2010/wordprocessingCanvas" xmlns:cx="http://schemas.microsoft.com/office/drawing/2014/chartex" xmlns:cx1="http://schemas.microsoft.com/office/drawing/2015/9/8/chartex" xmlns:cx2="http://schemas.microsoft.com/office/drawing/2015/10/21/chartex" xmlns:cx3="http://schemas.microsoft.com/office/drawing/2016/5/9/chartex" xmlns:cx4="http://schemas.microsoft.com/office/drawing/2016/5/10/chartex" xmlns:cx5="http://schemas.microsoft.com/office/drawing/2016/5/11/chartex" xmlns:cx6="http://schemas.microsoft.com/office/drawing/2016/5/12/chartex" xmlns:cx7="http://schemas.microsoft.com/office/drawing/2016/5/13/chartex" xmlns:cx8="http://schemas.microsoft.com/office/drawing/2016/5/14/chartex" xmlns:mc="http://schemas.openxmlformats.org/markup-compatibility/2006" xmlns:aink="http://schemas.microsoft.com/office/drawing/2016/ink" xmlns:am3d="http://schemas.microsoft.com/office/drawing/2017/model3d" xmlns:o="urn:schemas-microsoft-com:office:office" xmlns:oel="http://schemas.microsoft.com/office/2019/extlst" xmlns:r="http://schemas.openxmlformats.org/officeDocument/2006/relationships" xmlns:m="http://schemas.openxmlformats.org/officeDocument/2006/math" xmlns:v="urn:schemas-microsoft-com:vml" xmlns:wp14="http://schemas.microsoft.com/office/word/2010/wordprocessingDrawing" xmlns:wp="http://schemas.openxmlformats.org/drawingml/2006/wordprocessingDrawing" xmlns:w10="urn:schemas-microsoft-com:office:word" xmlns:w="http://schemas.openxmlformats.org/wordprocessingml/2006/main" xmlns:w14="http://schemas.microsoft.com/office/word/2010/wordml" xmlns:w15="http://schemas.microsoft.com/office/word/2012/wordml" xmlns:w16cei="http://schemas.microsoft.com/office/word/2026/wordml/cei" xmlns:w16cex="http://schemas.microsoft.com/office/word/2018/wordml/cex" xmlns:w16cid="http://schemas.microsoft.com/office/word/2016/wordml/cid" xmlns:w16="http://schemas.microsoft.com/office/word/2018/wordml" xmlns:w16du="http://schemas.microsoft.com/office/word/2023/wordml/word16du" xmlns:w16sdtdh="http://schemas.microsoft.com/office/word/2020/wordml/sdtdatahash" xmlns:w16sdtfl="http://schemas.microsoft.com/office/word/2024/wordml/sdtformatlock" xmlns:w16se="http://schemas.microsoft.com/office/word/2015/wordml/symex" xmlns:wpg="http://schemas.microsoft.com/office/word/2010/wordprocessingGroup" xmlns:wpi="http://schemas.microsoft.com/office/word/2010/wordprocessingInk" xmlns:wne="http://schemas.microsoft.com/office/word/2006/wordml" xmlns:wps="http://schemas.microsoft.com/office/word/2010/wordprocessingShape" mc:Ignorable="w14 w15 w16se w16cid w16 w16cex w16sdtdh w16sdtfl w16du wp14">
   <w:footnote w:type="separator" w:id="-1">
     <w:p>
       <w:pPr>
